--- a/protocol paper/integrating_offloading__adherence_monitoring_and_behaviour_change_to_prevent_diabetic_foot_ulcer_recurrence__protocol_for_the_paradise_multicentre_randomised_controlled_trial.docx
+++ b/protocol paper/integrating_offloading__adherence_monitoring_and_behaviour_change_to_prevent_diabetic_foot_ulcer_recurrence__protocol_for_the_paradise_multicentre_randomised_controlled_trial.docx
@@ -4501,21 +4501,19 @@
           <w:color w:val="000000"/>
           <w:lang w:val="en-GB"/>
         </w:rPr>
-        <w:t xml:space="preserve">Data are recorded on paper source worksheets and transcribed by </w:t>
-      </w:r>
-      <w:r>
-        <w:rPr>
-          <w:color w:val="000000"/>
-          <w:lang w:val="en-GB"/>
-        </w:rPr>
-        <w:t>academic</w:t>
-      </w:r>
-      <w:r>
-        <w:rPr>
-          <w:color w:val="000000"/>
-          <w:lang w:val="en-GB"/>
-        </w:rPr>
-        <w:t xml:space="preserve"> staff into electronic case report forms in REDCap under a unique pseudonymous participant identifier. Directly identifying information — name, address, contact details, full date of birth, hospital record number and national identification number — is not captured in the case report form. Sensor data are downloaded at each scheduled visit and stored against the same identifier. Because prior attempts to characterise cumulative plantar tissue stress failed on data completeness rather than on the concept </w:t>
+        <w:t>Data are recorded on paper source worksheets at the sites and transcribed by the central study team into electronic case report forms in a single central REDCap database, under a unique pseudonymous participant identifier. Site staff do not enter data into the database; the paper worksheet is the source document and is retained at the site. Directly identifying information — name, address, contact details, full date of birth, hospital record number and national identification number — is not captured in the case report form. Sensor data are downloaded at each scheduled visit and stored against the same identifier. Because prior attempts to characterise cumulative plantar tissue stress failed on data completeness rather than on the concept , sensor data completeness is treated as a monitored trial metric rather than an assumption: the proportion of participants with concurrent valid wear-time and activity data is reviewed centrally at each six-monthly safety review, and sustained completeness below 70% at any site triggers device-handling retraining and, if unresolved, replacement of the affected sensor units. Baseline participant and disease characteristics are recorded in accordance with the core descriptor set for this field , covering demographic variables, individual factors including chronic kidney disease stage, ulcer and limb characteristics, ongoing and previous interventions, medication history, biochemical measurements and health-related quality of life, so that the trial population can be compared with that of other studies.</w:t>
+      </w:r>
+      <w:r>
+        <w:rPr>
+          <w:color w:val="000000"/>
+          <w:lang w:val="en-GB"/>
+        </w:rPr>
+      </w:r>
+      <w:r>
+        <w:rPr>
+          <w:color w:val="000000"/>
+          <w:lang w:val="en-GB"/>
+        </w:rPr>
       </w:r>
       <w:sdt>
         <w:sdtPr>
@@ -4554,7 +4552,6 @@
           <w:color w:val="000000"/>
           <w:lang w:val="en-GB"/>
         </w:rPr>
-        <w:t xml:space="preserve">, sensor data completeness is treated as a monitored trial metric rather than an assumption: the proportion of participants with concurrent valid wear-time and activity data is reviewed centrally at each six-monthly safety review, and sustained completeness below 70% at any site triggers device-handling retraining and, if unresolved, replacement of the affected sensor units. Baseline participant and disease characteristics are recorded in accordance with the core descriptor set for this field </w:t>
       </w:r>
       <w:sdt>
         <w:sdtPr>
@@ -4593,7 +4590,6 @@
           <w:color w:val="000000"/>
           <w:lang w:val="en-GB"/>
         </w:rPr>
-        <w:t>, covering demographic variables, individual factors including chronic kidney disease stage, ulcer and limb characteristics, ongoing and previous interventions, medication history, biochemical measurements and health-related quality of life, so that the trial population can be compared with that of other studies.</w:t>
       </w:r>
     </w:p>
     <w:p>
@@ -5307,22 +5303,19 @@
           <w:color w:val="000000"/>
           <w:lang w:val="en-GB"/>
         </w:rPr>
-        <w:t>Ulcer recurrence.</w:t>
-      </w:r>
-      <w:r>
-        <w:rPr>
-          <w:color w:val="000000"/>
-          <w:lang w:val="en-GB"/>
-        </w:rPr>
-        <w:t xml:space="preserve"> Time from randomisation to first adjudicated foot ulcer is analysed by Cox proportional hazards regression stratified by centre, with allocation as the sole covariate; the hazard ratio is reported with a 95% confidence interval. Kaplan–Meier curves are presented by arm. Participants without an event are censored at last contact or at 18 months. Death before ulceration is a competing risk rather than non-informative censoring, and </w:t>
-      </w:r>
-      <w:r>
-        <w:rPr>
-          <w:color w:val="000000"/>
-          <w:lang w:val="en-GB"/>
-        </w:rPr>
-        <w:lastRenderedPageBreak/>
-        <w:t>treating it as the latter would overstate the cumulative incidence of ulceration in a population whose 18-month mortality is not negligible. The cause-specific hazard from the Cox model is therefore reported as the primary estimate, addressing the aetiological question of whether the intervention alters the rate of ulceration among those still at risk, and is accompanied by a Fine–Gray subdistribution model and cumulative incidence functions by arm, which address the absolute risk actually experienced by the trial population. Amputation of the index foot is handled likewise. Where the two models diverge, both are reported and the divergence interpreted rather than resolved by selecting the more favourable. The proportional hazards assumption is examined using scaled Schoenfeld residuals and a plot of log(−log(survival)); if violated, a restricted mean survival time difference at 18 months is reported as the primary estimate, pre-specified because early post-randomisation risk plausibly renders the hazard time-varying. Because the sample size calculation assumed exponentially distributed event times, a parametric Weibull model is fitted as a sensitivity analysis to quantify departure from constant hazard.</w:t>
+        <w:t>Ulcer recurrence. Time from randomisation to first confirmed foot ulcer is analysed by Cox proportional hazards regression stratified by centre, with allocation as the sole covariate; the hazard ratio is reported with a 95% confidence interval. Kaplan–Meier curves are presented by arm. Participants without an event are censored at last contact or at 18 months. Death before ulceration is a competing risk rather than non-informative censoring, and treating it as the latter would overstate the cumulative incidence of ulceration in a population whose 18-month mortality is not negligible. The cause-specific hazard from the Cox model is therefore reported as the primary estimate, addressing the aetiological question of whether the intervention alters the rate of ulceration among those still at risk, and is accompanied by a Fine–Gray subdistribution model and cumulative incidence functions by arm, which address the absolute risk actually experienced by the trial population. Amputation of the index foot is handled likewise. Where the two models diverge, both are reported and the divergence interpreted rather than resolved by selecting the more favourable. The proportional hazards assumption is examined using scaled Schoenfeld residuals and a plot of log(−log(survival)); if violated, a restricted mean survival time difference at 18 months is reported as the primary estimate, pre-specified because early post-randomisation risk plausibly renders the hazard time-varying. Because the sample size calculation assumed exponentially distributed event times, a parametric Weibull model is fitted as a sensitivity analysis to quantify departure from constant hazard.</w:t>
+      </w:r>
+      <w:r>
+        <w:rPr>
+          <w:color w:val="000000"/>
+          <w:lang w:val="en-GB"/>
+        </w:rPr>
+      </w:r>
+      <w:r>
+        <w:rPr>
+          <w:color w:val="000000"/>
+          <w:lang w:val="en-GB"/>
+        </w:rPr>
       </w:r>
     </w:p>
     <w:p>
@@ -6765,7 +6758,7 @@
           <w:color w:val="000000"/>
           <w:lang w:val="en-GB"/>
         </w:rPr>
-        <w:t xml:space="preserve">The design's strengths follow from its pragmatic positioning. Randomisation stratified across three academic and three non-academic centres supports generalisability that a single-centre explanatory trial could not, and the pre-specified academic-versus-non-academic interaction tests the translational hypothesis directly rather than leaving it to assumption. Adherence, the pre-specified mediator, is measured continuously by an embedded sensor against an individualised, activity-derived denominator, closing the measurement gap that has made adherence uninterpretable in prior work </w:t>
+        <w:t>The design's strengths follow from its pragmatic positioning. Randomisation stratified across three academic and three non-academic centres supports generalisability that a single-centre explanatory trial could not, and the pre-specified academic-versus-non-academic interaction tests the translational hypothesis directly rather than leaving it to assumption. Adherence, the pre-specified mediator, is measured continuously by an embedded sensor against an individualised, activity-derived denominator, closing the measurement gap that has made adherence uninterpretable in prior work  and permitting the mediation analysis on which the trial's causal model depends. The primary outcome is a physically verifiable clinical event rather than a rating, assessed against predefined criteria and standardised photographs and applied irrespective of allocation, which constrains the detection bias that an open-label design would otherwise invite. Achieved pressure reduction is recorded for every participant, so that offloading delivered can be distinguished from offloading intended. The parallel health-economic and process evaluations position the trial to address not only whether the service works but at what cost and through which mechanisms — the two questions on which any scale-up decision would turn.</w:t>
       </w:r>
       <w:sdt>
         <w:sdtPr>
@@ -6804,15 +6797,12 @@
           <w:color w:val="000000"/>
           <w:lang w:val="en-GB"/>
         </w:rPr>
-        <w:t xml:space="preserve"> and permitting the mediation analysis on which the trial's causal model depends. Independent blinded endpoint adjudication protects the clinical outcome against the detection bias that an open-label design would otherwise invite. </w:t>
-      </w:r>
-      <w:r>
-        <w:rPr>
-          <w:color w:val="000000"/>
-          <w:lang w:val="en-GB"/>
-        </w:rPr>
-        <w:lastRenderedPageBreak/>
-        <w:t>Achieved pressure reduction is recorded for every participant, so that offloading delivered can be distinguished from offloading intended. The parallel health-economic and process evaluations position the trial to address not only whether the service works but at what cost and through which mechanisms — the two questions on which any scale-up decision would turn.</w:t>
+      </w:r>
+      <w:r>
+        <w:rPr>
+          <w:color w:val="000000"/>
+          <w:lang w:val="en-GB"/>
+        </w:rPr>
       </w:r>
     </w:p>
     <w:p>
@@ -6908,7 +6898,7 @@
           <w:color w:val="000000"/>
           <w:lang w:val="en-GB"/>
         </w:rPr>
-        <w:t xml:space="preserve">Participants and treating clinicians cannot be blinded, and this is a substantive limitation rather than a remediable feature of the trial. No credible sham exists for a face-to-face education and footwear-optimisation service; this constraint is intrinsic to behavioural trials rather than incidental to PARADISE </w:t>
+        <w:t>Participants and treating clinicians cannot be blinded, and this is a substantive limitation rather than a remediable feature of the trial. No credible sham exists for a face-to-face education and footwear-optimisation service; this constraint is intrinsic to behavioural trials rather than incidental to PARADISE . Consequently, participant expectations may influence behaviour in both arms, while awareness of being monitored may itself increase adherence—particularly among intervention participants—and thereby make the observed effect partly a measurement or attention effect rather than a consequence of the service alone. The prespecified mitigations — an objectively ascertained primary outcome and mediator, predefined assessment criteria applied irrespective of allocation, and outcome data collected by assessors who take no part in intervention delivery — reduce detection bias but do not remove it. Ulcer status is determined by the multidisciplinary team that provides routine care, which is how the diagnosis is made in practice and keeps the trial pragmatic, but it means the determination is not made blind to allocation and no independent adjudication committee has been constituted. Nor can these measures remove performance bias or establish that any adherence gain would persist without trial-related observation. The results must therefore be interpreted as the effect of an integrated service delivered with monitoring, not as the isolated effect of its educational or footwear components.</w:t>
       </w:r>
       <w:sdt>
         <w:sdtPr>
@@ -6947,36 +6937,30 @@
           <w:color w:val="000000"/>
           <w:lang w:val="en-GB"/>
         </w:rPr>
-        <w:t xml:space="preserve">. Consequently, participant expectations may influence behaviour in both arms, while awareness of being monitored may itself increase adherence—particularly among intervention participants—and thereby make the observed </w:t>
-      </w:r>
-      <w:r>
-        <w:rPr>
-          <w:color w:val="000000"/>
-          <w:lang w:val="en-GB"/>
-        </w:rPr>
-        <w:lastRenderedPageBreak/>
-        <w:t>effect partly a measurement or attention effect rather than a consequence of the service alone. The prespecified mitigation</w:t>
-      </w:r>
-      <w:r>
-        <w:rPr>
-          <w:color w:val="000000"/>
-          <w:lang w:val="en-GB"/>
-        </w:rPr>
-        <w:t xml:space="preserve">, </w:t>
-      </w:r>
-      <w:r>
-        <w:rPr>
-          <w:color w:val="000000"/>
-          <w:lang w:val="en-GB"/>
-        </w:rPr>
-        <w:t>an objectively ascertained primary outcome and mediator and independent blinded endpoint adjudication</w:t>
-      </w:r>
-      <w:r>
-        <w:rPr>
-          <w:color w:val="000000"/>
-          <w:lang w:val="en-GB"/>
-        </w:rPr>
-        <w:t xml:space="preserve">, </w:t>
+      </w:r>
+      <w:r>
+        <w:rPr>
+          <w:color w:val="000000"/>
+          <w:lang w:val="en-GB"/>
+        </w:rPr>
+      </w:r>
+      <w:r>
+        <w:rPr>
+          <w:color w:val="000000"/>
+          <w:lang w:val="en-GB"/>
+        </w:rPr>
+      </w:r>
+      <w:r>
+        <w:rPr>
+          <w:color w:val="000000"/>
+          <w:lang w:val="en-GB"/>
+        </w:rPr>
+      </w:r>
+      <w:r>
+        <w:rPr>
+          <w:color w:val="000000"/>
+          <w:lang w:val="en-GB"/>
+        </w:rPr>
       </w:r>
       <w:proofErr w:type="gramStart"/>
       <w:r>
@@ -6984,7 +6968,6 @@
           <w:color w:val="000000"/>
           <w:lang w:val="en-GB"/>
         </w:rPr>
-        <w:t>reduce</w:t>
       </w:r>
       <w:proofErr w:type="gramEnd"/>
       <w:r>
@@ -6992,7 +6975,6 @@
           <w:color w:val="000000"/>
           <w:lang w:val="en-GB"/>
         </w:rPr>
-        <w:t xml:space="preserve"> detection bias, but they cannot remove performance bias or establish that any adherence gain would persist without trial-related observation. The results must therefore be interpreted as the effect of an integrated service delivered with monitoring, not as the isolated effect of its educational or footwear components.</w:t>
       </w:r>
     </w:p>
     <w:p>
@@ -12122,7 +12104,7 @@
                 <w:color w:val="000000"/>
                 <w:lang w:val="en-GB"/>
               </w:rPr>
-              <w:t>Systematic clinical foot screening; independent blinded endpoint adjudication</w:t>
+              <w:t>Systematic clinical foot screening; ulcer status determined by the multidisciplinary team against predefined criteria</w:t>
             </w:r>
           </w:p>
         </w:tc>

--- a/protocol paper/integrating_offloading__adherence_monitoring_and_behaviour_change_to_prevent_diabetic_foot_ulcer_recurrence__protocol_for_the_paradise_multicentre_randomised_controlled_trial.docx
+++ b/protocol paper/integrating_offloading__adherence_monitoring_and_behaviour_change_to_prevent_diabetic_foot_ulcer_recurrence__protocol_for_the_paradise_multicentre_randomised_controlled_trial.docx
@@ -3117,7 +3117,7 @@
           <w:color w:val="000000"/>
           <w:lang w:val="en-GB"/>
         </w:rPr>
-        <w:t xml:space="preserve">Pressure-guided footwear optimisation. Each participant receives a new pair of custom-made foot orthoses manufactured by a certified pedorthist. Construction follows the type of shoe in which the orthosis is worn: in fully custom-made footwear a 5 mm micro-cork base carries a 5 mm total-contact ethylene-vinyl acetate layer, whereas in extra-depth off-the-shelf footwear a 6 mm ethylene-vinyl acetate layer is used without a cork base. Both are completed with a 3–5 mm medial arch support, a 9–10 mm transmetatarsal bar positioned 6–11 mm proximal to the metatarsal heads, local depth relief at fragile or prominent regions, and a full-length top cover of 3 mm closed-cell foam over 3 mm open-cell cushioning foam </w:t>
+        <w:t>Pressure-guided footwear optimisation. Each participant receives a new pair of custom-made foot orthoses manufactured by a certified pedorthist. Construction follows the type of shoe in which the orthosis is worn: in fully custom-made footwear a 5 mm micro-cork base carries a 5 mm total-contact ethylene-vinyl acetate layer, whereas in extra-depth off-the-shelf footwear a 6 mm ethylene-vinyl acetate layer is used without a cork base. Both are completed with a 3–5 mm medial arch support, a 9–10 mm transmetatarsal bar positioned 6–11 mm proximal to the metatarsal heads, local depth relief at fragile or prominent regions, and a full-length top cover of 3 mm closed-cell foam over 3 mm open-cell cushioning foam . The clinical team measures in-shoe plantar pressures using the Novel Pedar in-shoe system (Novel GmbH, Munich, Germany) with the Novel database software, during repeated ambulation along a 10-metre walkway, acquiring a minimum of 12 mid-gait steps per foot. Sensor insoles are calibrated and zeroed before use. Peak pressure is reported per foot region using a standardised eight-region mask (heel, medial and lateral midfoot, metatarsals 1, 2–3 and 4–5, hallux, and lesser toes). Three target regions are designated per foot: the site of the previous ulcer, together with the two forefoot or midfoot regions showing the highest peak pressure above 200 kPa; the heel is not eligible as a target region. The orthosis is considered adequately offloading when, at each target region, peak pressure with the orthosis is below 200 kPa or is at least 25% lower than at the same region measured without the orthosis in the same session. Both conditions are therefore measured at every assessment, so that the comparator is contemporaneous rather than a baseline recorded months earlier. At follow-up the orthosis is also modified when peak pressure at a target region has risen by 5% or more since the previous measurement, even if it remains below the threshold. In parallel, the study team conducts a validation sub-study using the F-Scan GO in-shoe system (Tekscan, Norwood, MA, USA) with FootVIEW Pro software, comparing the two systems; F-Scan GO measurements are performed by the study team only and do not inform clinical decision-making or influence the primary endpoints. Baseline measurement is performed at self-selected comfortable walking speed, which is thereafter maintained within 5% at follow-up to preserve comparability; standardised thin seamless cotton socks are worn throughout. Following the design protocol of Bus and colleagues  and the optimisation criteria validated in that group’s earlier work , orthosis geometry is iteratively modified under in-shoe peak-pressure feedback until in-shoe peak plantar pressure falls below 200 kPa at all previously ulcerated and high-risk regions, or is reduced by at least 25% from the participant's own baseline, whichever is achieved first. Achieved pressure reduction is recorded for every participant and reported as a fidelity measure, so that a null clinical result can be interpreted against the offloading actually delivered rather than the offloading intended.</w:t>
       </w:r>
       <w:sdt>
         <w:sdtPr>
@@ -3156,21 +3156,18 @@
           <w:color w:val="000000"/>
           <w:lang w:val="en-GB"/>
         </w:rPr>
-        <w:t xml:space="preserve">. The clinical team measures in-shoe plantar pressures using the Novel Pedar in-shoe system (Novel GmbH, Munich, Germany) with the Novel database software, during repeated ambulation along a 10-metre walkway, acquiring a minimum of 12 mid-gait steps per foot. Sensor insoles are calibrated </w:t>
-      </w:r>
-      <w:r>
-        <w:rPr>
-          <w:color w:val="000000"/>
-          <w:lang w:val="en-GB"/>
-        </w:rPr>
-        <w:t>and zeroed before use</w:t>
-      </w:r>
-      <w:r>
-        <w:rPr>
-          <w:color w:val="000000"/>
-          <w:lang w:val="en-GB"/>
-        </w:rPr>
-        <w:t xml:space="preserve">. Peak pressure is reported per foot region using a standardised eight-region mask (heel, medial and lateral midfoot, metatarsals 1, 2–3 and 4–5, hallux, and lesser toes). In parallel, the study team conducts a validation sub-study using the F-Scan GO in-shoe system (Tekscan, Norwood, MA, USA) with FootVIEW Pro software, comparing the two systems; F-Scan GO measurements are performed by the study team only and do not inform clinical decision-making or influence the primary endpoints. Baseline measurement is performed at self-selected comfortable walking speed, which is thereafter maintained within 5% at follow-up to preserve comparability; standardised thin seamless cotton socks are worn throughout. Following the design protocol of Bus and colleagues </w:t>
+      </w:r>
+      <w:r>
+        <w:rPr>
+          <w:color w:val="000000"/>
+          <w:lang w:val="en-GB"/>
+        </w:rPr>
+      </w:r>
+      <w:r>
+        <w:rPr>
+          <w:color w:val="000000"/>
+          <w:lang w:val="en-GB"/>
+        </w:rPr>
       </w:r>
       <w:sdt>
         <w:sdtPr>
@@ -3209,7 +3206,6 @@
           <w:color w:val="000000"/>
           <w:lang w:val="en-GB"/>
         </w:rPr>
-        <w:t xml:space="preserve"> and the optimisation criteria validated in that group’s earlier work </w:t>
       </w:r>
       <w:sdt>
         <w:sdtPr>
@@ -3248,14 +3244,12 @@
           <w:color w:val="000000"/>
           <w:lang w:val="en-GB"/>
         </w:rPr>
-        <w:t>, orthosis geometry is iteratively modified under in-shoe peak-pressure feedback until in-shoe peak plantar pressure falls below 200 kPa at all previously ulcerated and high-risk reg</w:t>
-      </w:r>
-      <w:r>
-        <w:rPr>
-          <w:color w:val="000000"/>
-          <w:lang w:val="en-GB"/>
-        </w:rPr>
-        <w:t>ions, or is reduced by at least 25% from the participant's own baseline, whichever is achieved first. Achieved pressure reduction is recorded for every participant and reported as a fidelity measure, so that a null clinical result can be interpreted against the offloading actually delivered rather than the offloading intended.</w:t>
+      </w:r>
+      <w:r>
+        <w:rPr>
+          <w:color w:val="000000"/>
+          <w:lang w:val="en-GB"/>
+        </w:rPr>
       </w:r>
     </w:p>
     <w:p>
@@ -3476,14 +3470,13 @@
           <w:color w:val="000000"/>
           <w:lang w:val="en-GB"/>
         </w:rPr>
-        <w:t>Tailoring and fidelity.</w:t>
-      </w:r>
-      <w:r>
-        <w:rPr>
-          <w:color w:val="000000"/>
-          <w:lang w:val="en-GB"/>
-        </w:rPr>
-        <w:t xml:space="preserve"> Both components are individually tailored: the offloading target is defined against each participant's own baseline pressure, and SEBIA content from Step 3 onward is adapted to each participant's specific adherence barriers rather than delivered as a fixed script. No criteria for modifying intervention intensity for individual participants are pre-specified; intervention delivery continues as scheduled unless a participant withdraws, develops an ulcer requiring active treatment, or meets a discontinuation criterion. Fidelity is supported structurally through standardised motivational interviewing training and is monitored empirically through the process evaluation using structured observation, protocol-deviation logs and therapist diaries, so that delivery fidelity is measured rather than assumed.</w:t>
+        <w:t>Tailoring and fidelity. Both components are individually tailored: the offloading target is defined against that participant's own pressure measured without the orthosis in the same session, and SEBIA content from Step 3 onward is adapted to each participant's specific adherence barriers rather than delivered as a fixed script. No criteria for modifying intervention intensity for individual participants are pre-specified; intervention delivery continues as scheduled unless a participant withdraws, develops an ulcer requiring active treatment, or meets a discontinuation criterion. Fidelity is supported structurally through standardised motivational interviewing training and is monitored empirically through the process evaluation using structured observation, protocol-deviation logs and therapist diaries, so that delivery fidelity is measured rather than assumed.</w:t>
+      </w:r>
+      <w:r>
+        <w:rPr>
+          <w:color w:val="000000"/>
+          <w:lang w:val="en-GB"/>
+        </w:rPr>
       </w:r>
     </w:p>
     <w:p>
@@ -7567,14 +7560,13 @@
           <w:color w:val="000000"/>
           <w:lang w:val="en-GB"/>
         </w:rPr>
-        <w:t>Competing interests.</w:t>
-      </w:r>
-      <w:r>
-        <w:rPr>
-          <w:color w:val="000000"/>
-          <w:lang w:val="en-GB"/>
-        </w:rPr>
-        <w:t xml:space="preserve"> ▮</w:t>
+        <w:t>Competing interests. The authors declare that they have no competing interests. The funder had no role in the design of the study, in the collection, analysis or interpretation of data, or in the writing of this protocol.</w:t>
+      </w:r>
+      <w:r>
+        <w:rPr>
+          <w:color w:val="000000"/>
+          <w:lang w:val="en-GB"/>
+        </w:rPr>
       </w:r>
     </w:p>
     <w:p>
@@ -7636,14 +7628,13 @@
           <w:color w:val="000000"/>
           <w:lang w:val="en-GB"/>
         </w:rPr>
-        <w:t>Authors' contributions.</w:t>
-      </w:r>
-      <w:r>
-        <w:rPr>
-          <w:color w:val="000000"/>
-          <w:lang w:val="en-GB"/>
-        </w:rPr>
-        <w:t xml:space="preserve"> ▮</w:t>
+        <w:t>Authors' contributions. JDB and KD conceived the trial and designed the investigation plan. JDB drafted the protocol and this manuscript, developed the pressure-measurement and adherence-monitoring procedures, and coordinates the investigation across sites. KD supervised the biomechanical design and the offloading criteria. FD designed the behavioural intervention and the process evaluation and leads the motivational interviewing training. MF and KP designed the health-economic evaluation. All authors critically revised the manuscript and approved the final version.</w:t>
+      </w:r>
+      <w:r>
+        <w:rPr>
+          <w:color w:val="000000"/>
+          <w:lang w:val="en-GB"/>
+        </w:rPr>
       </w:r>
     </w:p>
     <w:p>
@@ -7659,14 +7650,13 @@
           <w:color w:val="000000"/>
           <w:lang w:val="en-GB"/>
         </w:rPr>
-        <w:t>Acknowledgements.</w:t>
-      </w:r>
-      <w:r>
-        <w:rPr>
-          <w:color w:val="000000"/>
-          <w:lang w:val="en-GB"/>
-        </w:rPr>
-        <w:t xml:space="preserve"> ▮</w:t>
+        <w:t>Acknowledgements. The authors thank the multidisciplinary teams of the six participating Diabetic Foot Clinics for their commitment to the trial, and the patient representatives who reviewed the participant information and consent documentation.</w:t>
+      </w:r>
+      <w:r>
+        <w:rPr>
+          <w:color w:val="000000"/>
+          <w:lang w:val="en-GB"/>
+        </w:rPr>
       </w:r>
     </w:p>
     <w:p>
@@ -10475,7 +10465,13 @@
           <w:tcPr>
             <w:tcW w:w="0" w:type="auto"/>
           </w:tcPr>
-          <w:p/>
+          <w:p>
+            <w:pPr/>
+            <w:r>
+              <w:rPr/>
+              <w:t>X</w:t>
+            </w:r>
+          </w:p>
         </w:tc>
         <w:tc>
           <w:tcPr>

--- a/protocol paper/integrating_offloading__adherence_monitoring_and_behaviour_change_to_prevent_diabetic_foot_ulcer_recurrence__protocol_for_the_paradise_multicentre_randomised_controlled_trial.docx
+++ b/protocol paper/integrating_offloading__adherence_monitoring_and_behaviour_change_to_prevent_diabetic_foot_ulcer_recurrence__protocol_for_the_paradise_multicentre_randomised_controlled_trial.docx
@@ -3117,7 +3117,7 @@
           <w:color w:val="000000"/>
           <w:lang w:val="en-GB"/>
         </w:rPr>
-        <w:t>Pressure-guided footwear optimisation. Each participant receives a new pair of custom-made foot orthoses manufactured by a certified pedorthist. Construction follows the type of shoe in which the orthosis is worn: in fully custom-made footwear a 5 mm micro-cork base carries a 5 mm total-contact ethylene-vinyl acetate layer, whereas in extra-depth off-the-shelf footwear a 6 mm ethylene-vinyl acetate layer is used without a cork base. Both are completed with a 3–5 mm medial arch support, a 9–10 mm transmetatarsal bar positioned 6–11 mm proximal to the metatarsal heads, local depth relief at fragile or prominent regions, and a full-length top cover of 3 mm closed-cell foam over 3 mm open-cell cushioning foam . The clinical team measures in-shoe plantar pressures using the Novel Pedar in-shoe system (Novel GmbH, Munich, Germany) with the Novel database software, during repeated ambulation along a 10-metre walkway, acquiring a minimum of 12 mid-gait steps per foot. Sensor insoles are calibrated and zeroed before use. Peak pressure is reported per foot region using a standardised eight-region mask (heel, medial and lateral midfoot, metatarsals 1, 2–3 and 4–5, hallux, and lesser toes). Three target regions are designated per foot: the site of the previous ulcer, together with the two forefoot or midfoot regions showing the highest peak pressure above 200 kPa; the heel is not eligible as a target region. The orthosis is considered adequately offloading when, at each target region, peak pressure with the orthosis is below 200 kPa or is at least 25% lower than at the same region measured without the orthosis in the same session. Both conditions are therefore measured at every assessment, so that the comparator is contemporaneous rather than a baseline recorded months earlier. At follow-up the orthosis is also modified when peak pressure at a target region has risen by 5% or more since the previous measurement, even if it remains below the threshold. In parallel, the study team conducts a validation sub-study using the F-Scan GO in-shoe system (Tekscan, Norwood, MA, USA) with FootVIEW Pro software, comparing the two systems; F-Scan GO measurements are performed by the study team only and do not inform clinical decision-making or influence the primary endpoints. Baseline measurement is performed at self-selected comfortable walking speed, which is thereafter maintained within 5% at follow-up to preserve comparability; standardised thin seamless cotton socks are worn throughout. Following the design protocol of Bus and colleagues  and the optimisation criteria validated in that group’s earlier work , orthosis geometry is iteratively modified under in-shoe peak-pressure feedback until in-shoe peak plantar pressure falls below 200 kPa at all previously ulcerated and high-risk regions, or is reduced by at least 25% from the participant's own baseline, whichever is achieved first. Achieved pressure reduction is recorded for every participant and reported as a fidelity measure, so that a null clinical result can be interpreted against the offloading actually delivered rather than the offloading intended.</w:t>
+        <w:t>Pressure-guided footwear optimisation. Each participant receives a new pair of custom-made foot orthoses manufactured by a certified pedorthist. Construction follows the type of shoe in which the orthosis is worn: in fully custom-made footwear a 5 mm micro-cork base carries a 5 mm total-contact ethylene-vinyl acetate layer, whereas in extra-depth off-the-shelf footwear a 6 mm ethylene-vinyl acetate layer is used without a cork base. Both are completed with a 3–5 mm medial arch support, a 9–10 mm transmetatarsal bar positioned 6–11 mm proximal to the metatarsal heads, local depth relief at fragile or prominent regions, and a full-length top cover of 3 mm closed-cell foam over 3 mm open-cell cushioning foam . The clinical team measures in-shoe plantar pressures using the Novel Pedar in-shoe system (Novel GmbH, Munich, Germany) with the Novel database software, during repeated ambulation along a 10-metre walkway, acquiring a minimum of 12 mid-gait steps per foot. Sensor insoles are calibrated and zeroed before use. Peak pressure is reported per foot region using a standardised eight-region mask (heel, medial and lateral midfoot, metatarsals 1, 2–3 and 4–5, hallux, and lesser toes). Three target regions are designated per foot: the site of the previous ulcer, together with the two forefoot or midfoot regions showing the highest peak pressure above 200 kPa; the heel is not eligible as a target region. The orthosis is considered adequately offloading when, at each target region, peak pressure with the orthosis is below 200 kPa or is at least 25% lower than at the same region measured without the orthosis in the same session. Both conditions are therefore measured at every assessment, so that the comparator is contemporaneous rather than a baseline recorded months earlier. At follow-up the orthosis is also modified when peak pressure at a target region has risen by 5% or more since the previous measurement, even if it remains below the threshold. In parallel, the study team conducts a validation sub-study using the F-Scan GO in-shoe system (Tekscan, Norwood, MA, USA) with FootVIEW Pro software, comparing the two systems; F-Scan GO measurements are performed by the study team only and do not inform clinical decision-making or influence the primary endpoint. Baseline measurement is performed at self-selected comfortable walking speed, which is thereafter maintained within 5% at follow-up to preserve comparability; standardised thin seamless cotton socks are worn throughout. Following the design protocol of Bus and colleagues  and the optimisation criteria validated in that group’s earlier work , orthosis geometry is iteratively modified under in-shoe peak-pressure feedback until in-shoe peak plantar pressure falls below 200 kPa at all previously ulcerated and high-risk regions, or is reduced by at least 25% from the participant's own baseline, whichever is achieved first. Achieved pressure reduction is recorded for every participant and reported as a fidelity measure, so that a null clinical result can be interpreted against the offloading actually delivered rather than the offloading intended.</w:t>
       </w:r>
       <w:sdt>
         <w:sdtPr>

--- a/protocol paper/integrating_offloading__adherence_monitoring_and_behaviour_change_to_prevent_diabetic_foot_ulcer_recurrence__protocol_for_the_paradise_multicentre_randomised_controlled_trial.docx
+++ b/protocol paper/integrating_offloading__adherence_monitoring_and_behaviour_change_to_prevent_diabetic_foot_ulcer_recurrence__protocol_for_the_paradise_multicentre_randomised_controlled_trial.docx
@@ -3117,7 +3117,7 @@
           <w:color w:val="000000"/>
           <w:lang w:val="en-GB"/>
         </w:rPr>
-        <w:t>Pressure-guided footwear optimisation. Each participant receives a new pair of custom-made foot orthoses manufactured by a certified pedorthist. Construction follows the type of shoe in which the orthosis is worn: in fully custom-made footwear a 5 mm micro-cork base carries a 5 mm total-contact ethylene-vinyl acetate layer, whereas in extra-depth off-the-shelf footwear a 6 mm ethylene-vinyl acetate layer is used without a cork base. Both are completed with a 3–5 mm medial arch support, a 9–10 mm transmetatarsal bar positioned 6–11 mm proximal to the metatarsal heads, local depth relief at fragile or prominent regions, and a full-length top cover of 3 mm closed-cell foam over 3 mm open-cell cushioning foam . The clinical team measures in-shoe plantar pressures using the Novel Pedar in-shoe system (Novel GmbH, Munich, Germany) with the Novel database software, during repeated ambulation along a 10-metre walkway, acquiring a minimum of 12 mid-gait steps per foot. Sensor insoles are calibrated and zeroed before use. Peak pressure is reported per foot region using a standardised eight-region mask (heel, medial and lateral midfoot, metatarsals 1, 2–3 and 4–5, hallux, and lesser toes). Three target regions are designated per foot: the site of the previous ulcer, together with the two forefoot or midfoot regions showing the highest peak pressure above 200 kPa; the heel is not eligible as a target region. The orthosis is considered adequately offloading when, at each target region, peak pressure with the orthosis is below 200 kPa or is at least 25% lower than at the same region measured without the orthosis in the same session. Both conditions are therefore measured at every assessment, so that the comparator is contemporaneous rather than a baseline recorded months earlier. At follow-up the orthosis is also modified when peak pressure at a target region has risen by 5% or more since the previous measurement, even if it remains below the threshold. In parallel, the study team conducts a validation sub-study using the F-Scan GO in-shoe system (Tekscan, Norwood, MA, USA) with FootVIEW Pro software, comparing the two systems; F-Scan GO measurements are performed by the study team only and do not inform clinical decision-making or influence the primary endpoint. Baseline measurement is performed at self-selected comfortable walking speed, which is thereafter maintained within 5% at follow-up to preserve comparability; standardised thin seamless cotton socks are worn throughout. Following the design protocol of Bus and colleagues  and the optimisation criteria validated in that group’s earlier work , orthosis geometry is iteratively modified under in-shoe peak-pressure feedback until in-shoe peak plantar pressure falls below 200 kPa at all previously ulcerated and high-risk regions, or is reduced by at least 25% from the participant's own baseline, whichever is achieved first. Achieved pressure reduction is recorded for every participant and reported as a fidelity measure, so that a null clinical result can be interpreted against the offloading actually delivered rather than the offloading intended.</w:t>
+        <w:t>Pressure-guided footwear optimisation. Each participant receives a new pair of custom-made foot orthoses manufactured by a certified pedorthist. Construction follows the type of shoe in which the orthosis is worn: in fully custom-made footwear a 5 mm micro-cork base carries a 5 mm total-contact ethylene-vinyl acetate layer, whereas in extra-depth off-the-shelf footwear a 6 mm ethylene-vinyl acetate layer is used without a cork base. Both are completed with a 3–5 mm medial arch support, a 9–10 mm transmetatarsal bar positioned 6–11 mm proximal to the metatarsal heads, local depth relief at fragile or prominent regions, and a full-length top cover of 3 mm closed-cell foam over 3 mm open-cell cushioning foam . The clinical team measures in-shoe plantar pressures using the Novel Pedar in-shoe system (Novel GmbH, Munich, Germany) with the Novel database software, during repeated ambulation along a 10-metre walkway, acquiring a minimum of 12 mid-gait steps per foot. Sensor insoles are calibrated and zeroed before use. Peak pressure is reported per foot region using a standardised eight-region mask (heel, medial and lateral midfoot, metatarsals 1, 2–3 and 4–5, hallux, and lesser toes). Three target regions are designated per foot: the site of the previous ulcer, together with the two forefoot or midfoot regions showing the highest peak pressure above 200 kPa; the heel is not eligible as a target region. The orthosis is considered adequately offloading when, at each target region, peak pressure with the orthosis is below 200 kPa or is at least 25% lower than at the same region measured without the orthosis at delivery (visit 2). That measurement remains the reference at 6, 12 and 18 months: the condition without the orthosis is repeated at every assessment to document the current unprotected pressure, but it does not replace the reference. At follow-up the orthosis is also modified when peak pressure at a target region has risen by 5% or more since the previous measurement, even if it remains below the threshold. In parallel, the study team conducts a validation sub-study using the F-Scan GO in-shoe system (Tekscan, Norwood, MA, USA) with FootVIEW Pro software, comparing the two systems; F-Scan GO measurements are performed by the study team only and do not inform clinical decision-making or influence the primary endpoint. Baseline measurement is performed at self-selected comfortable walking speed, which is thereafter maintained within 5% at follow-up to preserve comparability; standardised thin seamless cotton socks are worn throughout. Following the design protocol of Bus and colleagues  and the optimisation criteria validated in that group’s earlier work , orthosis geometry is iteratively modified under in-shoe peak-pressure feedback until in-shoe peak plantar pressure falls below 200 kPa at all previously ulcerated and high-risk regions, or is reduced by at least 25% from the participant's own baseline, whichever is achieved first. Achieved pressure reduction is recorded for every participant and reported as a fidelity measure, so that a null clinical result can be interpreted against the offloading actually delivered rather than the offloading intended.</w:t>
       </w:r>
       <w:sdt>
         <w:sdtPr>
@@ -3470,7 +3470,7 @@
           <w:color w:val="000000"/>
           <w:lang w:val="en-GB"/>
         </w:rPr>
-        <w:t>Tailoring and fidelity. Both components are individually tailored: the offloading target is defined against that participant's own pressure measured without the orthosis in the same session, and SEBIA content from Step 3 onward is adapted to each participant's specific adherence barriers rather than delivered as a fixed script. No criteria for modifying intervention intensity for individual participants are pre-specified; intervention delivery continues as scheduled unless a participant withdraws, develops an ulcer requiring active treatment, or meets a discontinuation criterion. Fidelity is supported structurally through standardised motivational interviewing training and is monitored empirically through the process evaluation using structured observation, protocol-deviation logs and therapist diaries, so that delivery fidelity is measured rather than assumed.</w:t>
+        <w:t>Tailoring and fidelity. Both components are individually tailored: the offloading target is defined against that participant's own pressure measured without the orthosis at delivery (visit 2), and SEBIA content from Step 3 onward is adapted to each participant's specific adherence barriers rather than delivered as a fixed script. No criteria for modifying intervention intensity for individual participants are pre-specified; intervention delivery continues as scheduled unless a participant withdraws, develops an ulcer requiring active treatment, or meets a discontinuation criterion. Fidelity is supported structurally through standardised motivational interviewing training and is monitored empirically through the process evaluation using structured observation, protocol-deviation logs and therapist diaries, so that delivery fidelity is measured rather than assumed.</w:t>
       </w:r>
       <w:r>
         <w:rPr>

--- a/protocol paper/integrating_offloading__adherence_monitoring_and_behaviour_change_to_prevent_diabetic_foot_ulcer_recurrence__protocol_for_the_paradise_multicentre_randomised_controlled_trial.docx
+++ b/protocol paper/integrating_offloading__adherence_monitoring_and_behaviour_change_to_prevent_diabetic_foot_ulcer_recurrence__protocol_for_the_paradise_multicentre_randomised_controlled_trial.docx
@@ -3117,7 +3117,7 @@
           <w:color w:val="000000"/>
           <w:lang w:val="en-GB"/>
         </w:rPr>
-        <w:t>Pressure-guided footwear optimisation. Each participant receives a new pair of custom-made foot orthoses manufactured by a certified pedorthist. Construction follows the type of shoe in which the orthosis is worn: in fully custom-made footwear a 5 mm micro-cork base carries a 5 mm total-contact ethylene-vinyl acetate layer, whereas in extra-depth off-the-shelf footwear a 6 mm ethylene-vinyl acetate layer is used without a cork base. Both are completed with a 3–5 mm medial arch support, a 9–10 mm transmetatarsal bar positioned 6–11 mm proximal to the metatarsal heads, local depth relief at fragile or prominent regions, and a full-length top cover of 3 mm closed-cell foam over 3 mm open-cell cushioning foam . The clinical team measures in-shoe plantar pressures using the Novel Pedar in-shoe system (Novel GmbH, Munich, Germany) with the Novel database software, during repeated ambulation along a 10-metre walkway, acquiring a minimum of 12 mid-gait steps per foot. Sensor insoles are calibrated and zeroed before use. Peak pressure is reported per foot region using a standardised eight-region mask (heel, medial and lateral midfoot, metatarsals 1, 2–3 and 4–5, hallux, and lesser toes). Three target regions are designated per foot: the site of the previous ulcer, together with the two forefoot or midfoot regions showing the highest peak pressure above 200 kPa; the heel is not eligible as a target region. The orthosis is considered adequately offloading when, at each target region, peak pressure with the orthosis is below 200 kPa or is at least 25% lower than at the same region measured without the orthosis at delivery (visit 2). That measurement remains the reference at 6, 12 and 18 months: the condition without the orthosis is repeated at every assessment to document the current unprotected pressure, but it does not replace the reference. At follow-up the orthosis is also modified when peak pressure at a target region has risen by 5% or more since the previous measurement, even if it remains below the threshold. In parallel, the study team conducts a validation sub-study using the F-Scan GO in-shoe system (Tekscan, Norwood, MA, USA) with FootVIEW Pro software, comparing the two systems; F-Scan GO measurements are performed by the study team only and do not inform clinical decision-making or influence the primary endpoint. Baseline measurement is performed at self-selected comfortable walking speed, which is thereafter maintained within 5% at follow-up to preserve comparability; standardised thin seamless cotton socks are worn throughout. Following the design protocol of Bus and colleagues  and the optimisation criteria validated in that group’s earlier work , orthosis geometry is iteratively modified under in-shoe peak-pressure feedback until in-shoe peak plantar pressure falls below 200 kPa at all previously ulcerated and high-risk regions, or is reduced by at least 25% from the participant's own baseline, whichever is achieved first. Achieved pressure reduction is recorded for every participant and reported as a fidelity measure, so that a null clinical result can be interpreted against the offloading actually delivered rather than the offloading intended.</w:t>
+        <w:t>Pressure-guided footwear optimisation. Each participant receives a new pair of custom-made foot orthoses manufactured by a certified pedorthist. Construction follows the type of shoe in which the orthosis is worn: in fully custom-made footwear a 5 mm micro-cork base carries a 5 mm total-contact ethylene-vinyl acetate layer, whereas in extra-depth off-the-shelf footwear a 6 mm ethylene-vinyl acetate layer is used without a cork base. Both are completed with a 3–5 mm medial arch support, a 9–10 mm transmetatarsal bar positioned 6–11 mm proximal to the metatarsal heads, local depth relief at fragile or prominent regions, and a full-length top cover of 3 mm closed-cell foam over 3 mm open-cell cushioning foam . The clinical team measures in-shoe plantar pressures using the Novel Pedar in-shoe system (Novel GmbH, Munich, Germany) with the Novel database software, during repeated ambulation along a 10-metre walkway, acquiring a minimum of 12 mid-gait steps per foot. Sensor insoles are calibrated and zeroed before use. Peak pressure is reported per foot region using a standardised eight-region mask (heel, medial and lateral midfoot, metatarsals 1, 2–3 and 4–5, hallux, and lesser toes). Up to three target regions are designated per foot: the site of the previous ulcer, together with the two forefoot or midfoot regions showing the highest peak pressure above 200 kPa (fewer when fewer regions exceed that threshold); the heel is not eligible as a target region. The orthosis is considered adequately offloading when, at each target region, peak pressure with the orthosis is below 200 kPa or is at least 25% lower than at the same region measured without the orthosis at delivery (visit 2). That measurement remains the reference at 6, 12 and 18 months: the condition without the orthosis is repeated at every assessment to document the current unprotected pressure, but it does not replace the reference. At follow-up the orthosis is also modified when peak pressure at a target region has risen by 5% or more since the previous measurement, even if it remains below the threshold. In parallel, the study team conducts a validation sub-study using the F-Scan GO in-shoe system (Tekscan, Norwood, MA, USA) with FootVIEW Pro software, comparing the two systems; F-Scan GO measurements are performed by the study team only and do not inform clinical decision-making or influence the primary endpoint. Baseline measurement is performed at self-selected comfortable walking speed, which is thereafter maintained within 5% at follow-up to preserve comparability; standardised thin seamless cotton socks are worn throughout. Following the design protocol of Bus and colleagues  and the optimisation criteria validated in that group’s earlier work , orthosis geometry is iteratively modified under in-shoe peak-pressure feedback until in-shoe peak plantar pressure falls below 200 kPa at all previously ulcerated and high-risk regions, or is reduced by at least 25% from the participant's own baseline, whichever is achieved first. Achieved pressure reduction is recorded for every participant and reported as a fidelity measure, so that a null clinical result can be interpreted against the offloading actually delivered rather than the offloading intended.</w:t>
       </w:r>
       <w:sdt>
         <w:sdtPr>

--- a/protocol paper/integrating_offloading__adherence_monitoring_and_behaviour_change_to_prevent_diabetic_foot_ulcer_recurrence__protocol_for_the_paradise_multicentre_randomised_controlled_trial.docx
+++ b/protocol paper/integrating_offloading__adherence_monitoring_and_behaviour_change_to_prevent_diabetic_foot_ulcer_recurrence__protocol_for_the_paradise_multicentre_randomised_controlled_trial.docx
@@ -2762,7 +2762,7 @@
           <w:color w:val="000000"/>
           <w:lang w:val="en-GB"/>
         </w:rPr>
-        <w:t>; receive renal replacement therapy or immunosuppressive therapy; have a severe illness limiting 18-month survival in the judgement of the treating physician; are unable to consent or to follow study instructions; use devices preventing sensor application, such as an ankle-foot orthosis; or decline the specified protective footwear.</w:t>
+        <w:t>; receive renal replacement therapy or immunosuppressive therapy; have a severe illness limiting 18-month survival in the judgement of the treating physician; are unable to consent or to follow study instructions; use devices preventing sensor application, such as an ankle-foot orthosis; or decline the specified protective footwear or the adherence sensor embedded in the orthosis.</w:t>
       </w:r>
     </w:p>
     <w:p>
@@ -2804,21 +2804,20 @@
           <w:color w:val="000000"/>
           <w:lang w:val="en-GB"/>
         </w:rPr>
-        <w:t xml:space="preserve"> rather than pressure redistribution, which would confound the attribution of any observed effect. The mobility and footwear acceptance </w:t>
-      </w:r>
-      <w:r>
-        <w:rPr>
-          <w:color w:val="000000"/>
-          <w:lang w:val="en-GB"/>
-        </w:rPr>
-        <w:t>criteria operationalise the practical precondition</w:t>
-      </w:r>
-      <w:r>
-        <w:rPr>
-          <w:color w:val="000000"/>
-          <w:lang w:val="en-GB"/>
-        </w:rPr>
-        <w:t xml:space="preserve"> for the primary outcome and its mediator to be measurable. The exclusions for renal replacement therapy, immunosuppression, and limited </w:t>
+        <w:t xml:space="preserve"> rather than pressure redistribution, which would confound the attribution of any observed effect. The mobility, footwear and sensor acceptance criteria operationalise the practical precondition for the primary outcome and its mediator to be measurable: without the embedded sensor, adherence cannot be measured and the wear-time target cannot be verified.</w:t>
+      </w:r>
+      <w:r>
+        <w:rPr>
+          <w:color w:val="000000"/>
+          <w:lang w:val="en-GB"/>
+        </w:rPr>
+      </w:r>
+      <w:r>
+        <w:rPr>
+          <w:color w:val="000000"/>
+          <w:lang w:val="en-GB"/>
+        </w:rPr>
+        <w:t xml:space="preserve"> The exclusions for renal replacement therapy, immunosuppression, and limited </w:t>
       </w:r>
       <w:r>
         <w:rPr>
@@ -3538,7 +3537,7 @@
           <w:color w:val="000000"/>
           <w:lang w:val="en-GB"/>
         </w:rPr>
-        <w:t xml:space="preserve">; PARADISE incorporates that evidence by embedding pressure measurement within scheduled clinic visits rather than treating it as a separate research procedure, and by recording achieved pressure reduction per participant as a fidelity measure. Separately, a multi-modal programme combining education, motivational support and objective feedback has demonstrated short-term improvement in custom-made footwear use in a comparable high-risk population </w:t>
+        <w:t xml:space="preserve">; PARADISE incorporates that evidence by embedding pressure measurement within scheduled clinic visits rather than treating it as a separate research procedure, and by recording achieved pressure reduction per participant as a fidelity measure. Separately, a three-modality programme combining structured education, motivational interviewing and custom-made indoor footwear did not significantly increase wearing time of custom-made footwear after three months in a comparable high-risk population, although wearing time rose significantly after the indoor footwear was provided and, among participants with low baseline adherence, by a clinically relevant margin after structured education </w:t>
       </w:r>
       <w:sdt>
         <w:sdtPr>
@@ -3577,7 +3576,7 @@
           <w:color w:val="000000"/>
           <w:lang w:val="en-GB"/>
         </w:rPr>
-        <w:t xml:space="preserve">, establishing that adherence is modifiable by a bundled behavioural approach, though not over an 18-month horizon or under generalist delivery. Neither study establishes that SEBIA will be delivered with fidelity in six Belgian </w:t>
+        <w:t xml:space="preserve">; specific components of a bundled approach can therefore move adherence, though this has not been shown over an 18-month horizon or under generalist delivery. Neither study establishes that SEBIA will be delivered with fidelity in six Belgian </w:t>
       </w:r>
       <w:r>
         <w:rPr>
@@ -3776,7 +3775,7 @@
           <w:color w:val="000000"/>
           <w:lang w:val="en-GB"/>
         </w:rPr>
-        <w:t>MoveMonitor</w:t>
+        <w:t>MoveMonitor measurements are performed over seven consecutive days at baseline and at six months; footwear adherence is assessed primarily at 12 months.</w:t>
       </w:r>
       <w:proofErr w:type="spellEnd"/>
       <w:r>
@@ -3784,7 +3783,6 @@
           <w:color w:val="000000"/>
           <w:lang w:val="en-GB"/>
         </w:rPr>
-        <w:t xml:space="preserve"> measurements are performed at baseline and at 12 months, with the 12-month assessment serving as the primary assessment of footwear adherence.</w:t>
       </w:r>
     </w:p>
     <w:p>
@@ -4674,7 +4672,7 @@
           <w:color w:val="000000"/>
           <w:lang w:val="en-GB"/>
         </w:rPr>
-        <w:t xml:space="preserve">. Source documents, completed case report forms and the trial and investigator site master files are archived for at least fifteen years after the end of the investigation, as specified in the study’s data retention requirements </w:t>
+        <w:t xml:space="preserve">. Source documents, completed case report forms and the trial and investigator site master files are archived for 25 years after the end of the investigation, as agreed with the University Hospitals Leuven Clinical Trial Center and in line with the study’s data retention requirements </w:t>
       </w:r>
       <w:sdt>
         <w:sdtPr>

--- a/protocol paper/integrating_offloading__adherence_monitoring_and_behaviour_change_to_prevent_diabetic_foot_ulcer_recurrence__protocol_for_the_paradise_multicentre_randomised_controlled_trial.docx
+++ b/protocol paper/integrating_offloading__adherence_monitoring_and_behaviour_change_to_prevent_diabetic_foot_ulcer_recurrence__protocol_for_the_paradise_multicentre_randomised_controlled_trial.docx
@@ -3116,7 +3116,57 @@
           <w:color w:val="000000"/>
           <w:lang w:val="en-GB"/>
         </w:rPr>
-        <w:t>Pressure-guided footwear optimisation. Each participant receives a new pair of custom-made foot orthoses manufactured by a certified pedorthist. Construction follows the type of shoe in which the orthosis is worn: in fully custom-made footwear a 5 mm micro-cork base carries a 5 mm total-contact ethylene-vinyl acetate layer, whereas in extra-depth off-the-shelf footwear a 6 mm ethylene-vinyl acetate layer is used without a cork base. Both are completed with a 3–5 mm medial arch support, a 9–10 mm transmetatarsal bar positioned 6–11 mm proximal to the metatarsal heads, local depth relief at fragile or prominent regions, and a full-length top cover of 3 mm closed-cell foam over 3 mm open-cell cushioning foam . The clinical team measures in-shoe plantar pressures using the Novel Pedar in-shoe system (Novel GmbH, Munich, Germany) with the Novel database software, during repeated ambulation along a 10-metre walkway, acquiring a minimum of 12 mid-gait steps per foot. Sensor insoles are calibrated and zeroed before use. Peak pressure is reported per foot region using a standardised eight-region mask (heel, medial and lateral midfoot, metatarsals 1, 2–3 and 4–5, hallux, and lesser toes). Up to three target regions are designated per foot: the site of the previous ulcer, together with the two forefoot or midfoot regions showing the highest peak pressure above 200 kPa (fewer when fewer regions exceed that threshold); the heel is not eligible as a target region. The orthosis is considered adequately offloading when, at each target region, peak pressure with the orthosis is below 200 kPa or is at least 25% lower than at the same region measured without the orthosis at delivery (visit 2). That measurement remains the reference at 6, 12 and 18 months: the condition without the orthosis is repeated at every assessment to document the current unprotected pressure, but it does not replace the reference. At follow-up the orthosis is also modified when peak pressure at a target region has risen by 5% or more since the previous measurement, even if it remains below the threshold. In parallel, the study team conducts a validation sub-study using the F-Scan GO in-shoe system (Tekscan, Norwood, MA, USA) with FootVIEW Pro software, comparing the two systems; F-Scan GO measurements are performed by the study team only and do not inform clinical decision-making or influence the primary endpoint. Baseline measurement is performed at self-selected comfortable walking speed, which is thereafter maintained within 5% at follow-up to preserve comparability; standardised thin seamless cotton socks are worn throughout. Following the design protocol of Bus and colleagues  and the optimisation criteria validated in that group’s earlier work , orthosis geometry is iteratively modified under in-shoe peak-pressure feedback until in-shoe peak plantar pressure falls below 200 kPa at all previously ulcerated and high-risk regions, or is reduced by at least 25% from the participant's own baseline, whichever is achieved first. Achieved pressure reduction is recorded for every participant and reported as a fidelity measure, so that a null clinical result can be interpreted against the offloading actually delivered rather than the offloading intended.</w:t>
+        <w:t xml:space="preserve">Pressure-guided footwear optimisation. Each participant receives a new pair of custom-made foot orthoses manufactured by a certified pedorthist. Construction follows the type of shoe in which the orthosis is worn: in fully custom-made footwear a 5 mm micro-cork base carries a 5 mm total-contact ethylene-vinyl acetate layer, whereas in extra-depth off-the-shelf footwear a 6 mm ethylene-vinyl acetate layer is used without a cork base. Both are completed with a 3–5 mm medial arch support, a 9–10 mm transmetatarsal bar positioned 6–11 mm proximal to the metatarsal heads, local depth relief at fragile or prominent regions, and a full-length top cover of 3 mm closed-cell foam over 3 mm open-cell cushioning foam . The clinical team measures in-shoe plantar pressures using the Novel Pedar in-shoe system (Novel GmbH, Munich, Germany) with the Novel database software, during repeated ambulation along a 10-metre walkway, acquiring a minimum of 12 mid-gait steps per foot. Sensor insoles are calibrated and zeroed before use. Peak pressure is reported per foot region using a standardised eight-region mask (heel, medial and lateral midfoot, metatarsals 1, 2–3 and 4–5, hallux, and lesser toes). Up to three target regions are designated per foot: the site of the previous ulcer, together with the two forefoot or midfoot regions showing the highest peak pressure above 200 kPa (fewer when fewer regions exceed that threshold); the heel is not eligible as a target region. The orthosis is considered adequately offloading when, at each target region, peak pressure with the orthosis is below 200 kPa or is at least 25% lower than at the same region </w:t>
+      </w:r>
+      <w:del w:id="90000" w:author="Claude" w:date="2026-10-08T17:38:15Z">
+        <w:r>
+          <w:rPr>
+            <w:color w:val="000000"/>
+            <w:lang w:val="en-GB"/>
+          </w:rPr>
+          <w:delText xml:space="preserve">measured without the orthosis at delivery (visit 2). That measurement remains the reference at 6, 12 and 18 months: the condition without the orthosis is repeated at every assessment to document the current unprotected pressure, but it does not replace the reference.</w:delText>
+        </w:r>
+      </w:del>
+      <w:ins w:id="90001" w:author="Claude" w:date="2026-10-08T17:38:15Z">
+        <w:r>
+          <w:rPr>
+            <w:color w:val="000000"/>
+            <w:lang w:val="en-GB"/>
+          </w:rPr>
+          <w:t xml:space="preserve">measured without the orthosis in the same session; the condition without the orthosis is therefore repeated at every assessment, immediately before the measurement with the orthosis.</w:t>
+        </w:r>
+      </w:ins>
+      <w:r>
+        <w:rPr>
+          <w:color w:val="000000"/>
+          <w:lang w:val="en-GB"/>
+        </w:rPr>
+        <w:t xml:space="preserve"> At follow-up the orthosis is also modified when peak pressure at a target region has risen by 5% or more since the previous measurement, even if it remains below the threshold. In parallel, the study team conducts a validation sub-study using the F-Scan GO in-shoe system (Tekscan, Norwood, MA, USA) with FootVIEW Pro software, comparing the two systems; F-Scan GO measurements are performed by the study team only and do not inform clinical decision-making or influence the primary endpoint. Baseline measurement is performed at self-selected comfortable walking speed, which is thereafter maintained within 5% at follow-up to preserve comparability; standardised thin seamless cotton socks are worn throughout. Following the design protocol of Bus and colleagues  and the optimisation criteria validated in that group’s earlier work , orthosis geometry is iteratively modified under in-shoe peak-pressure feedback until in-shoe peak plantar pressure falls below 200 kPa at all previously ulcerated and high-risk regions, </w:t>
+      </w:r>
+      <w:del w:id="90002" w:author="Claude" w:date="2026-10-08T17:38:15Z">
+        <w:r>
+          <w:rPr>
+            <w:color w:val="000000"/>
+            <w:lang w:val="en-GB"/>
+          </w:rPr>
+          <w:delText xml:space="preserve">or is reduced by at least 25% from the participant's own baseline, whichever is achieved first.</w:delText>
+        </w:r>
+      </w:del>
+      <w:ins w:id="90003" w:author="Claude" w:date="2026-10-08T17:38:15Z">
+        <w:r>
+          <w:rPr>
+            <w:color w:val="000000"/>
+            <w:lang w:val="en-GB"/>
+          </w:rPr>
+          <w:t xml:space="preserve">or is reduced by at least 25% relative to the measurement without the orthosis in the same session, whichever is achieved first, with up to three modification rounds per session.</w:t>
+        </w:r>
+      </w:ins>
+      <w:r>
+        <w:rPr>
+          <w:color w:val="000000"/>
+          <w:lang w:val="en-GB"/>
+        </w:rPr>
+        <w:t xml:space="preserve"> Achieved pressure reduction is recorded for every participant and reported as a fidelity measure, so that a null clinical result can be interpreted against the offloading actually delivered rather than the offloading intended.</w:t>
       </w:r>
       <w:sdt>
         <w:sdtPr>
@@ -3469,7 +3519,38 @@
           <w:color w:val="000000"/>
           <w:lang w:val="en-GB"/>
         </w:rPr>
-        <w:t>Tailoring and fidelity. Both components are individually tailored: the offloading target is defined against that participant's own pressure measured without the orthosis at delivery (visit 2), and SEBIA content from Step 3 onward is adapted to each participant's specific adherence barriers rather than delivered as a fixed script. No criteria for modifying intervention intensity for individual participants are pre-specified; intervention delivery continues as scheduled unless a participant withdraws, develops an ulcer requiring active treatment, or meets a discontinuation criterion. Fidelity is supported structurally through standardised motivational interviewing training and is monitored empirically through the process evaluation using structured observation, protocol-deviation logs and therapist diaries, so that delivery fidelity is measured rather than assumed.</w:t>
+        <w:t xml:space="preserve">Tailoring and fidelity. Both components are individually tailored: the offloading target is defined against that participant's own pressure </w:t>
+      </w:r>
+      <w:del w:id="90004" w:author="Claude" w:date="2026-10-08T17:38:15Z">
+        <w:r>
+          <w:rPr>
+            <w:b/>
+            <w:bCs/>
+            <w:color w:val="000000"/>
+            <w:lang w:val="en-GB"/>
+          </w:rPr>
+          <w:delText xml:space="preserve">measured without the orthosis at delivery (visit 2)</w:delText>
+        </w:r>
+      </w:del>
+      <w:ins w:id="90005" w:author="Claude" w:date="2026-10-08T17:38:15Z">
+        <w:r>
+          <w:rPr>
+            <w:b/>
+            <w:bCs/>
+            <w:color w:val="000000"/>
+            <w:lang w:val="en-GB"/>
+          </w:rPr>
+          <w:t xml:space="preserve">measured without the orthosis in the same session</w:t>
+        </w:r>
+      </w:ins>
+      <w:r>
+        <w:rPr>
+          <w:b/>
+          <w:bCs/>
+          <w:color w:val="000000"/>
+          <w:lang w:val="en-GB"/>
+        </w:rPr>
+        <w:t xml:space="preserve">, and SEBIA content from Step 3 onward is adapted to each participant's specific adherence barriers rather than delivered as a fixed script. No criteria for modifying intervention intensity for individual participants are pre-specified; intervention delivery continues as scheduled unless a participant withdraws, develops an ulcer requiring active treatment, or meets a discontinuation criterion. Fidelity is supported structurally through standardised motivational interviewing training and is monitored empirically through the process evaluation using structured observation, protocol-deviation logs and therapist diaries, so that delivery fidelity is measured rather than assumed.</w:t>
       </w:r>
       <w:r>
         <w:rPr>
@@ -3872,7 +3953,32 @@
           <w:color w:val="000000"/>
           <w:lang w:val="en-GB"/>
         </w:rPr>
-        <w:t xml:space="preserve"> Plantar-surface ulcer recurrence; recurrent ulceration at predefined personalised high-risk locations referenced against baseline pressure mapping; ulcer-free survival days; duration of custom-made footwear use; in-shoe peak plantar pressure at baseline, six, twelve and eighteen months; footwear wear-and-tear scored on the validated scale for therapeutic footwear </w:t>
+        <w:t xml:space="preserve"> Plantar-surface ulcer recurrence; recurrent ulceration at predefined personalised high-risk locations referenced against baseline pressure mapping; ulcer-free survival days; duration of custom-made footwear use; </w:t>
+      </w:r>
+      <w:del w:id="90006" w:author="Claude" w:date="2026-10-08T17:38:15Z">
+        <w:r>
+          <w:rPr>
+            <w:color w:val="000000"/>
+            <w:lang w:val="en-GB"/>
+          </w:rPr>
+          <w:delText xml:space="preserve">in-shoe peak plantar pressure at baseline, six, twelve and eighteen months</w:delText>
+        </w:r>
+      </w:del>
+      <w:ins w:id="90007" w:author="Claude" w:date="2026-10-08T17:38:15Z">
+        <w:r>
+          <w:rPr>
+            <w:color w:val="000000"/>
+            <w:lang w:val="en-GB"/>
+          </w:rPr>
+          <w:t xml:space="preserve">in-shoe peak plantar pressure at baseline and six months in both arms, and at twelve and eighteen months in the intervention arm</w:t>
+        </w:r>
+      </w:ins>
+      <w:r>
+        <w:rPr>
+          <w:color w:val="000000"/>
+          <w:lang w:val="en-GB"/>
+        </w:rPr>
+        <w:t xml:space="preserve">; footwear wear-and-tear scored on the validated scale for therapeutic footwear </w:t>
       </w:r>
       <w:sdt>
         <w:sdtPr>
@@ -3981,7 +4087,57 @@
           <w:color w:val="000000"/>
           <w:lang w:val="en-GB"/>
         </w:rPr>
-        <w:t>Cumulative plantar tissue stress is derived for each participant as the integral over follow-up of region-specific plantar pressure and weight-bearing activity, partitioned by whether prescribed footwear was worn, combining serial in-shoe pressure measurement with the Novel pedar system, MoveMonitor activity profiling sampled at baseline and six months only, and continuous Orthotimer wear-time recording. Because in-shoe pressure is measured at four timepoints and activity is sampled at only two timepoints, while wear time is recorded continuously, pressure and activity values are carried forward between measurements; this approximation is stated explicitly and its influence examined by restricting analysis to the intervals immediately surrounding each pressure or activity measurement.</w:t>
+        <w:t xml:space="preserve">Cumulative plantar tissue stress is derived for each participant as the integral over follow-up of region-specific plantar pressure and weight-bearing activity, partitioned by whether prescribed footwear was worn, combining serial in-shoe pressure measurement with the Novel pedar system, </w:t>
+      </w:r>
+      <w:del w:id="90008" w:author="Claude" w:date="2026-10-08T17:38:15Z">
+        <w:r>
+          <w:rPr>
+            <w:color w:val="000000"/>
+            <w:lang w:val="en-GB"/>
+          </w:rPr>
+          <w:delText xml:space="preserve">MoveMonitor activity profiling sampled at baseline and six months only</w:delText>
+        </w:r>
+      </w:del>
+      <w:ins w:id="90009" w:author="Claude" w:date="2026-10-08T17:38:15Z">
+        <w:r>
+          <w:rPr>
+            <w:color w:val="000000"/>
+            <w:lang w:val="en-GB"/>
+          </w:rPr>
+          <w:t xml:space="preserve">MoveMonitor activity profiling sampled at baseline only</w:t>
+        </w:r>
+      </w:ins>
+      <w:r>
+        <w:rPr>
+          <w:color w:val="000000"/>
+          <w:lang w:val="en-GB"/>
+        </w:rPr>
+        <w:t xml:space="preserve">, and continuous Orthotimer wear-time recording. Because in-shoe pressure is </w:t>
+      </w:r>
+      <w:del w:id="90010" w:author="Claude" w:date="2026-10-08T17:38:15Z">
+        <w:r>
+          <w:rPr>
+            <w:color w:val="000000"/>
+            <w:lang w:val="en-GB"/>
+          </w:rPr>
+          <w:delText xml:space="preserve">measured at four timepoints and activity is sampled at only two timepoints</w:delText>
+        </w:r>
+      </w:del>
+      <w:ins w:id="90011" w:author="Claude" w:date="2026-10-08T17:38:15Z">
+        <w:r>
+          <w:rPr>
+            <w:color w:val="000000"/>
+            <w:lang w:val="en-GB"/>
+          </w:rPr>
+          <w:t xml:space="preserve">measured at up to four timepoints (two in the usual-care arm) and activity is sampled only at baseline</w:t>
+        </w:r>
+      </w:ins>
+      <w:r>
+        <w:rPr>
+          <w:color w:val="000000"/>
+          <w:lang w:val="en-GB"/>
+        </w:rPr>
+        <w:t xml:space="preserve">, while wear time is recorded continuously, pressure and activity values are carried forward between measurements; this approximation is stated explicitly and its influence examined by restricting analysis to the intervals immediately surrounding each pressure or activity measurement.</w:t>
       </w:r>
     </w:p>
     <w:p>
@@ -4079,7 +4235,32 @@
           <w:color w:val="000000"/>
           <w:lang w:val="en-GB"/>
         </w:rPr>
-        <w:t xml:space="preserve">Third, outcome data for the clinical, health-economic and process evaluations are collected by two research assessors who take no part in intervention delivery. In-shoe pressure measurement is performed in both arms, but the resulting values are not shown to or discussed with usual-care participants. This warrants explicit justification, since elevated plantar pressure is a clinically meaningful risk marker </w:t>
+        <w:t xml:space="preserve">Third, outcome data for the clinical, health-economic and process evaluations are collected by two research assessors who take no part in intervention delivery. </w:t>
+      </w:r>
+      <w:del w:id="90012" w:author="Claude" w:date="2026-10-08T17:38:15Z">
+        <w:r>
+          <w:rPr>
+            <w:color w:val="000000"/>
+            <w:lang w:val="en-GB"/>
+          </w:rPr>
+          <w:delText xml:space="preserve">In-shoe pressure measurement is performed in both arms, but the resulting values</w:delText>
+        </w:r>
+      </w:del>
+      <w:ins w:id="90013" w:author="Claude" w:date="2026-10-08T17:38:15Z">
+        <w:r>
+          <w:rPr>
+            <w:color w:val="000000"/>
+            <w:lang w:val="en-GB"/>
+          </w:rPr>
+          <w:t xml:space="preserve">In-shoe pressure measurement is performed in both arms, in the usual-care arm only at baseline and six months, with a 50 kPa display threshold and the values switched off, so that the resulting values</w:t>
+        </w:r>
+      </w:ins>
+      <w:r>
+        <w:rPr>
+          <w:color w:val="000000"/>
+          <w:lang w:val="en-GB"/>
+        </w:rPr>
+        <w:t xml:space="preserve"> are not shown to or discussed with usual-care participants. This warrants explicit justification, since elevated plantar pressure is a clinically meaningful risk marker </w:t>
       </w:r>
       <w:sdt>
         <w:sdtPr>
@@ -10438,6 +10619,14 @@
               </w:rPr>
               <w:t>Plantar pressure measurement (Novel pedar)</w:t>
             </w:r>
+            <w:ins w:id="90014" w:author="Claude" w:date="2026-10-08T17:38:15Z">
+              <w:r>
+                <w:rPr>
+                  <w:color w:val="000000"/>
+                </w:rPr>
+                <w:t xml:space="preserve">; usual care only at baseline and 6 months, blinded</w:t>
+              </w:r>
+            </w:ins>
           </w:p>
         </w:tc>
         <w:tc>
@@ -11346,12 +11535,14 @@
             <w:tcW w:w="0" w:type="auto"/>
           </w:tcPr>
           <w:p>
-            <w:r>
-              <w:rPr>
-                <w:color w:val="000000"/>
-              </w:rPr>
-              <w:t>X</w:t>
-            </w:r>
+            <w:del w:id="90015" w:author="Claude" w:date="2026-10-08T17:38:15Z">
+              <w:r>
+                <w:rPr>
+                  <w:color w:val="000000"/>
+                </w:rPr>
+                <w:delText xml:space="preserve">X</w:delText>
+              </w:r>
+            </w:del>
           </w:p>
         </w:tc>
         <w:tc>
@@ -13462,8 +13653,26 @@
                 <w:color w:val="000000"/>
                 <w:lang w:val="en-GB"/>
               </w:rPr>
-              <w:t>Delivery of the manufactured orthosis; integration of the Orthotimer adherence sensor; iterative pressure-guided adjustment to &lt;200 kPa or ≥25% reduction from baseline.</w:t>
-            </w:r>
+              <w:t xml:space="preserve">Delivery of the manufactured orthosis; integration of the Orthotimer adherence sensor; iterative pressure-guided adjustment to &lt;200 kPa or </w:t>
+            </w:r>
+            <w:del w:id="90016" w:author="Claude" w:date="2026-10-08T17:38:15Z">
+              <w:r>
+                <w:rPr>
+                  <w:color w:val="000000"/>
+                  <w:lang w:val="en-GB"/>
+                </w:rPr>
+                <w:delText xml:space="preserve">≥25% reduction from baseline.</w:delText>
+              </w:r>
+            </w:del>
+            <w:ins w:id="90017" w:author="Claude" w:date="2026-10-08T17:38:15Z">
+              <w:r>
+                <w:rPr>
+                  <w:color w:val="000000"/>
+                  <w:lang w:val="en-GB"/>
+                </w:rPr>
+                <w:t xml:space="preserve">≥25% reduction relative to the same session without the orthosis, up to three modifications.</w:t>
+              </w:r>
+            </w:ins>
           </w:p>
         </w:tc>
         <w:tc>

--- a/protocol paper/integrating_offloading__adherence_monitoring_and_behaviour_change_to_prevent_diabetic_foot_ulcer_recurrence__protocol_for_the_paradise_multicentre_randomised_controlled_trial.docx
+++ b/protocol paper/integrating_offloading__adherence_monitoring_and_behaviour_change_to_prevent_diabetic_foot_ulcer_recurrence__protocol_for_the_paradise_multicentre_randomised_controlled_trial.docx
@@ -3116,7 +3116,57 @@
           <w:color w:val="000000"/>
           <w:lang w:val="en-GB"/>
         </w:rPr>
-        <w:t xml:space="preserve">Pressure-guided footwear optimisation. Each participant receives a new pair of custom-made foot orthoses manufactured by a certified pedorthist. Construction follows the type of shoe in which the orthosis is worn: in fully custom-made footwear a 5 mm micro-cork base carries a 5 mm total-contact ethylene-vinyl acetate layer, whereas in extra-depth off-the-shelf footwear a 6 mm ethylene-vinyl acetate layer is used without a cork base. Both are completed with a 3–5 mm medial arch support, a 9–10 mm transmetatarsal bar positioned 6–11 mm proximal to the metatarsal heads, local depth relief at fragile or prominent regions, and a full-length top cover of 3 mm closed-cell foam over 3 mm open-cell cushioning foam . The clinical team measures in-shoe plantar pressures using the Novel Pedar in-shoe system (Novel GmbH, Munich, Germany) with the Novel database software, during repeated ambulation along a 10-metre walkway, acquiring a minimum of 12 mid-gait steps per foot. Sensor insoles are calibrated and zeroed before use. Peak pressure is reported per foot region using a standardised eight-region mask (heel, medial and lateral midfoot, metatarsals 1, 2–3 and 4–5, hallux, and lesser toes). Up to three target regions are designated per foot: the site of the previous ulcer, together with the two forefoot or midfoot regions showing the highest peak pressure above 200 kPa (fewer when fewer regions exceed that threshold); the heel is not eligible as a target region. The orthosis is considered adequately offloading when, at each target region, peak pressure with the orthosis is below 200 kPa or is at least 25% lower than at the same region </w:t>
+        <w:t xml:space="preserve">Pressure-guided footwear optimisation. Each participant receives a new pair of custom-made foot orthoses manufactured by a certified pedorthist. Construction follows the type of shoe in which the orthosis is worn: in fully custom-made footwear </w:t>
+      </w:r>
+      <w:del w:id="90018" w:author="Claude" w:date="2026-10-12T16:03:41Z">
+        <w:r>
+          <w:rPr>
+            <w:color w:val="000000"/>
+            <w:lang w:val="en-GB"/>
+          </w:rPr>
+          <w:delText xml:space="preserve">a 5 mm micro-cork base</w:delText>
+        </w:r>
+      </w:del>
+      <w:ins w:id="90019" w:author="Claude" w:date="2026-10-12T16:03:41Z">
+        <w:r>
+          <w:rPr>
+            <w:color w:val="000000"/>
+            <w:lang w:val="en-GB"/>
+          </w:rPr>
+          <w:t xml:space="preserve">a 5 mm base of micro-cork or shore-50 ethylene-vinyl acetate</w:t>
+        </w:r>
+      </w:ins>
+      <w:r>
+        <w:rPr>
+          <w:color w:val="000000"/>
+          <w:lang w:val="en-GB"/>
+        </w:rPr>
+        <w:t xml:space="preserve"> carries a 5 mm total-contact ethylene-vinyl acetate layer, whereas </w:t>
+      </w:r>
+      <w:del w:id="90020" w:author="Claude" w:date="2026-10-12T16:03:41Z">
+        <w:r>
+          <w:rPr>
+            <w:color w:val="000000"/>
+            <w:lang w:val="en-GB"/>
+          </w:rPr>
+          <w:delText xml:space="preserve">in extra-depth off-the-shelf footwear</w:delText>
+        </w:r>
+      </w:del>
+      <w:ins w:id="90021" w:author="Claude" w:date="2026-10-12T16:03:41Z">
+        <w:r>
+          <w:rPr>
+            <w:color w:val="000000"/>
+            <w:lang w:val="en-GB"/>
+          </w:rPr>
+          <w:t xml:space="preserve">in extra-depth off-the-shelf or semi-orthopaedic footwear</w:t>
+        </w:r>
+      </w:ins>
+      <w:r>
+        <w:rPr>
+          <w:color w:val="000000"/>
+          <w:lang w:val="en-GB"/>
+        </w:rPr>
+        <w:t xml:space="preserve"> a 6 mm ethylene-vinyl acetate layer is used without a cork base. Both are completed with a 3–5 mm medial arch support, a 9–10 mm transmetatarsal bar positioned 6–11 mm proximal to the metatarsal heads, local depth relief at fragile or prominent regions, and a full-length top cover of 3 mm closed-cell foam over 3 mm open-cell cushioning foam . The clinical team measures in-shoe plantar pressures using the Novel Pedar in-shoe system (Novel GmbH, Munich, Germany) with the Novel database software, during repeated ambulation along a 10-metre walkway, acquiring a minimum of 12 mid-gait steps per foot. Sensor insoles are calibrated and zeroed before use. Peak pressure is reported per foot region using a standardised eight-region mask (heel, medial and lateral midfoot, metatarsals 1, 2–3 and 4–5, hallux, and lesser toes). Up to three target regions are designated per foot: the site of the previous ulcer, together with the two forefoot or midfoot regions showing the highest peak pressure above 200 kPa (fewer when fewer regions exceed that threshold); the heel is not eligible as a target region. The orthosis is considered adequately offloading when, at each target region, peak pressure with the orthosis is below 200 kPa or is at least 25% lower than at the same region </w:t>
       </w:r>
       <w:del w:id="90000" w:author="Claude" w:date="2026-10-08T17:38:15Z">
         <w:r>
@@ -13587,7 +13637,57 @@
                 <w:color w:val="000000"/>
                 <w:lang w:val="en-GB"/>
               </w:rPr>
-              <w:t>Prescription of a custom-made foot orthosis. In fully custom-made footwear: 5 mm micro-cork base with a 5 mm total-contact EVA layer; in extra-depth off-the-shelf footwear: 6 mm EVA without cork. Both with a 3–5 mm medial arch support; a 9–10 mm transmetatarsal bar 6–11 mm proximal to the metatarsal heads; local depth relief; full-length layered closed-cell over open-cell foam top cover.</w:t>
+              <w:t xml:space="preserve">Prescription of a custom-made foot orthosis. In fully custom-made footwear: </w:t>
+            </w:r>
+            <w:del w:id="90022" w:author="Claude" w:date="2026-10-12T16:03:41Z">
+              <w:r>
+                <w:rPr>
+                  <w:color w:val="000000"/>
+                  <w:lang w:val="en-GB"/>
+                </w:rPr>
+                <w:delText xml:space="preserve">5 mm micro-cork base</w:delText>
+              </w:r>
+            </w:del>
+            <w:ins w:id="90023" w:author="Claude" w:date="2026-10-12T16:03:41Z">
+              <w:r>
+                <w:rPr>
+                  <w:color w:val="000000"/>
+                  <w:lang w:val="en-GB"/>
+                </w:rPr>
+                <w:t xml:space="preserve">5 mm micro-cork or EVA (shore 50) base</w:t>
+              </w:r>
+            </w:ins>
+            <w:r>
+              <w:rPr>
+                <w:color w:val="000000"/>
+                <w:lang w:val="en-GB"/>
+              </w:rPr>
+              <w:t xml:space="preserve"> with a 5 mm total-contact EVA layer; </w:t>
+            </w:r>
+            <w:del w:id="90024" w:author="Claude" w:date="2026-10-12T16:03:41Z">
+              <w:r>
+                <w:rPr>
+                  <w:color w:val="000000"/>
+                  <w:lang w:val="en-GB"/>
+                </w:rPr>
+                <w:delText xml:space="preserve">in extra-depth off-the-shelf footwear</w:delText>
+              </w:r>
+            </w:del>
+            <w:ins w:id="90025" w:author="Claude" w:date="2026-10-12T16:03:41Z">
+              <w:r>
+                <w:rPr>
+                  <w:color w:val="000000"/>
+                  <w:lang w:val="en-GB"/>
+                </w:rPr>
+                <w:t xml:space="preserve">in extra-depth off-the-shelf or semi-orthopaedic footwear</w:t>
+              </w:r>
+            </w:ins>
+            <w:r>
+              <w:rPr>
+                <w:color w:val="000000"/>
+                <w:lang w:val="en-GB"/>
+              </w:rPr>
+              <w:t xml:space="preserve">: 6 mm EVA without cork. Both with a 3–5 mm medial arch support; a 9–10 mm transmetatarsal bar 6–11 mm proximal to the metatarsal heads; local depth relief; full-length layered closed-cell over open-cell foam top cover.</w:t>
             </w:r>
           </w:p>
         </w:tc>

--- a/protocol paper/integrating_offloading__adherence_monitoring_and_behaviour_change_to_prevent_diabetic_foot_ulcer_recurrence__protocol_for_the_paradise_multicentre_randomised_controlled_trial.docx
+++ b/protocol paper/integrating_offloading__adherence_monitoring_and_behaviour_change_to_prevent_diabetic_foot_ulcer_recurrence__protocol_for_the_paradise_multicentre_randomised_controlled_trial.docx
@@ -3887,7 +3887,32 @@
           <w:color w:val="000000"/>
           <w:lang w:val="en-GB"/>
         </w:rPr>
-        <w:t xml:space="preserve">, assesses health literacy, and delivers tailored education comprising written materials, demonstration of foot-care procedures and supervised practice. Step 2, at the second visit two weeks to one month after baseline and coinciding with orthosis delivery and sensor integration, retests foot-care knowledge using the teach-back method, reinforces content where recall is incomplete, delivers education on wearing protective footwear indoors as well as outdoors — the setting in which adherence is lowest and most steps are taken </w:t>
+        <w:t xml:space="preserve">, assesses health literacy, and delivers tailored education comprising written materials, demonstration of foot-care procedures and supervised practice. Step 2, at the second visit two weeks to one month after baseline and coinciding with orthosis delivery and sensor integration, </w:t>
+      </w:r>
+      <w:del w:id="90452" w:author="Claude" w:date="2026-10-19T12:00:00Z">
+        <w:r>
+          <w:rPr>
+            <w:color w:val="000000"/>
+            <w:lang w:val="en-GB"/>
+          </w:rPr>
+          <w:delText xml:space="preserve">retests foot-care knowledge using the teach-back method</w:delText>
+        </w:r>
+      </w:del>
+      <w:ins w:id="90453" w:author="Claude" w:date="2026-10-19T12:00:00Z">
+        <w:r>
+          <w:rPr>
+            <w:color w:val="000000"/>
+            <w:lang w:val="en-GB"/>
+          </w:rPr>
+          <w:t xml:space="preserve">repeats the Nottingham Assessment of Functional Footcare, checks recall of the education using the teach-back method</w:t>
+        </w:r>
+      </w:ins>
+      <w:r>
+        <w:rPr>
+          <w:color w:val="000000"/>
+          <w:lang w:val="en-GB"/>
+        </w:rPr>
+        <w:t xml:space="preserve">, reinforces content where recall is incomplete, delivers education on wearing protective footwear indoors as well as outdoors — the setting in which adherence is lowest and most steps are taken </w:t>
       </w:r>
       <w:sdt>
         <w:sdtPr>
@@ -4696,7 +4721,32 @@
           <w:color w:val="000000"/>
           <w:lang w:val="en-GB"/>
         </w:rPr>
-        <w:t>; foot self-care knowledge (Nottingham Assessment of Functional Footcare) at baseline, three, nine and fifteen months; self-reported footwear adherence on a visual analogue scale, collected in parallel with sensor data to quantify self-</w:t>
+        <w:t xml:space="preserve">; </w:t>
+      </w:r>
+      <w:del w:id="90454" w:author="Claude" w:date="2026-10-19T12:00:00Z">
+        <w:r>
+          <w:rPr>
+            <w:color w:val="000000"/>
+            <w:lang w:val="en-GB"/>
+          </w:rPr>
+          <w:delText xml:space="preserve">foot self-care knowledge (Nottingham Assessment of Functional Footcare) at baseline, three, nine and fifteen months</w:delText>
+        </w:r>
+      </w:del>
+      <w:ins w:id="90455" w:author="Claude" w:date="2026-10-19T12:00:00Z">
+        <w:r>
+          <w:rPr>
+            <w:color w:val="000000"/>
+            <w:lang w:val="en-GB"/>
+          </w:rPr>
+          <w:t xml:space="preserve">foot self-care behaviour (Nottingham Assessment of Functional Footcare) at baseline, repeated at the second visit in the intervention arm</w:t>
+        </w:r>
+      </w:ins>
+      <w:r>
+        <w:rPr>
+          <w:color w:val="000000"/>
+          <w:lang w:val="en-GB"/>
+        </w:rPr>
+        <w:t xml:space="preserve">; self-reported footwear adherence on a visual analogue scale, collected in parallel with sensor data to quantify self-</w:t>
       </w:r>
       <w:r>
         <w:rPr>
@@ -12825,35 +12875,46 @@
                 <w:lang w:val="en-GB"/>
               </w:rPr>
             </w:pPr>
+            <w:del w:id="90456" w:author="Claude" w:date="2026-10-19T12:00:00Z">
+              <w:r>
+                <w:rPr>
+                  <w:color w:val="000000"/>
+                  <w:lang w:val="en-GB"/>
+                </w:rPr>
+                <w:delText>Foot-care knowledge (NAFF) / health literacy</w:delText>
+              </w:r>
+            </w:del>
+            <w:ins w:id="90457" w:author="Claude" w:date="2026-10-19T12:00:00Z">
+              <w:r>
+                <w:rPr>
+                  <w:color w:val="000000"/>
+                  <w:lang w:val="en-GB"/>
+                </w:rPr>
+                <w:t xml:space="preserve">Foot-care behaviour (NAFF) / health literacy; NAFF repeated at V2 in PARADISE</w:t>
+              </w:r>
+            </w:ins>
+          </w:p>
+        </w:tc>
+        <w:tc>
+          <w:tcPr>
+            <w:tcW w:w="0" w:type="auto"/>
+          </w:tcPr>
+          <w:p>
+            <w:pPr>
+              <w:rPr>
+                <w:lang w:val="en-GB"/>
+              </w:rPr>
+            </w:pPr>
+          </w:p>
+        </w:tc>
+        <w:tc>
+          <w:tcPr>
+            <w:tcW w:w="0" w:type="auto"/>
+          </w:tcPr>
+          <w:p>
             <w:r>
               <w:rPr>
                 <w:color w:val="000000"/>
-                <w:lang w:val="en-GB"/>
-              </w:rPr>
-              <w:t>Foot-care knowledge (NAFF) / health literacy</w:t>
-            </w:r>
-          </w:p>
-        </w:tc>
-        <w:tc>
-          <w:tcPr>
-            <w:tcW w:w="0" w:type="auto"/>
-          </w:tcPr>
-          <w:p>
-            <w:pPr>
-              <w:rPr>
-                <w:lang w:val="en-GB"/>
-              </w:rPr>
-            </w:pPr>
-          </w:p>
-        </w:tc>
-        <w:tc>
-          <w:tcPr>
-            <w:tcW w:w="0" w:type="auto"/>
-          </w:tcPr>
-          <w:p>
-            <w:r>
-              <w:rPr>
-                <w:color w:val="000000"/>
               </w:rPr>
               <w:t>X</w:t>
             </w:r>
@@ -12863,6 +12924,36 @@
           <w:tcPr>
             <w:tcW w:w="0" w:type="auto"/>
           </w:tcPr>
+          <w:p>
+            <w:ins w:id="90461" w:author="Claude" w:date="2026-10-19T12:00:00Z">
+              <w:r>
+                <w:rPr>
+                  <w:color w:val="000000"/>
+                </w:rPr>
+                <w:t xml:space="preserve">X</w:t>
+              </w:r>
+            </w:ins>
+          </w:p>
+        </w:tc>
+        <w:tc>
+          <w:tcPr>
+            <w:tcW w:w="0" w:type="auto"/>
+          </w:tcPr>
+          <w:p>
+            <w:del w:id="90458" w:author="Claude" w:date="2026-10-19T12:00:00Z">
+              <w:r>
+                <w:rPr>
+                  <w:color w:val="000000"/>
+                </w:rPr>
+                <w:delText>X</w:delText>
+              </w:r>
+            </w:del>
+          </w:p>
+        </w:tc>
+        <w:tc>
+          <w:tcPr>
+            <w:tcW w:w="0" w:type="auto"/>
+          </w:tcPr>
           <w:p/>
         </w:tc>
         <w:tc>
@@ -12870,12 +12961,14 @@
             <w:tcW w:w="0" w:type="auto"/>
           </w:tcPr>
           <w:p>
-            <w:r>
-              <w:rPr>
-                <w:color w:val="000000"/>
-              </w:rPr>
-              <w:t>X</w:t>
-            </w:r>
+            <w:del w:id="90459" w:author="Claude" w:date="2026-10-19T12:00:00Z">
+              <w:r>
+                <w:rPr>
+                  <w:color w:val="000000"/>
+                </w:rPr>
+                <w:delText>X</w:delText>
+              </w:r>
+            </w:del>
           </w:p>
         </w:tc>
         <w:tc>
@@ -12889,31 +12982,14 @@
             <w:tcW w:w="0" w:type="auto"/>
           </w:tcPr>
           <w:p>
-            <w:r>
-              <w:rPr>
-                <w:color w:val="000000"/>
-              </w:rPr>
-              <w:t>X</w:t>
-            </w:r>
-          </w:p>
-        </w:tc>
-        <w:tc>
-          <w:tcPr>
-            <w:tcW w:w="0" w:type="auto"/>
-          </w:tcPr>
-          <w:p/>
-        </w:tc>
-        <w:tc>
-          <w:tcPr>
-            <w:tcW w:w="0" w:type="auto"/>
-          </w:tcPr>
-          <w:p>
-            <w:r>
-              <w:rPr>
-                <w:color w:val="000000"/>
-              </w:rPr>
-              <w:t>X</w:t>
-            </w:r>
+            <w:del w:id="90460" w:author="Claude" w:date="2026-10-19T12:00:00Z">
+              <w:r>
+                <w:rPr>
+                  <w:color w:val="000000"/>
+                </w:rPr>
+                <w:delText>X</w:delText>
+              </w:r>
+            </w:del>
           </w:p>
         </w:tc>
         <w:tc>
@@ -14960,12 +15036,22 @@
             <w:tcW w:w="0" w:type="auto"/>
           </w:tcPr>
           <w:p>
-            <w:r>
-              <w:rPr>
-                <w:color w:val="000000"/>
-              </w:rPr>
-              <w:t>Foot self-care knowledge</w:t>
-            </w:r>
+            <w:del w:id="90462" w:author="Claude" w:date="2026-10-19T12:00:00Z">
+              <w:r>
+                <w:rPr>
+                  <w:color w:val="000000"/>
+                </w:rPr>
+                <w:delText>Foot self-care knowledge</w:delText>
+              </w:r>
+            </w:del>
+            <w:ins w:id="90463" w:author="Claude" w:date="2026-10-19T12:00:00Z">
+              <w:r>
+                <w:rPr>
+                  <w:color w:val="000000"/>
+                </w:rPr>
+                <w:t xml:space="preserve">Foot self-care behaviour</w:t>
+              </w:r>
+            </w:ins>
           </w:p>
         </w:tc>
         <w:tc>
@@ -14978,13 +15064,24 @@
                 <w:lang w:val="en-GB"/>
               </w:rPr>
             </w:pPr>
-            <w:r>
-              <w:rPr>
-                <w:color w:val="000000"/>
-                <w:lang w:val="en-GB"/>
-              </w:rPr>
-              <w:t>Knowledge of diabetic foot self-care.</w:t>
-            </w:r>
+            <w:del w:id="90464" w:author="Claude" w:date="2026-10-19T12:00:00Z">
+              <w:r>
+                <w:rPr>
+                  <w:color w:val="000000"/>
+                  <w:lang w:val="en-GB"/>
+                </w:rPr>
+                <w:delText>Knowledge of diabetic foot self-care.</w:delText>
+              </w:r>
+            </w:del>
+            <w:ins w:id="90465" w:author="Claude" w:date="2026-10-19T12:00:00Z">
+              <w:r>
+                <w:rPr>
+                  <w:color w:val="000000"/>
+                  <w:lang w:val="en-GB"/>
+                </w:rPr>
+                <w:t xml:space="preserve">Self-reported protective foot-care behaviour.</w:t>
+              </w:r>
+            </w:ins>
           </w:p>
         </w:tc>
         <w:tc>
@@ -15043,12 +15140,22 @@
             <w:tcW w:w="0" w:type="auto"/>
           </w:tcPr>
           <w:p>
-            <w:r>
-              <w:rPr>
-                <w:color w:val="000000"/>
-              </w:rPr>
-              <w:t>Baseline, 3, 9 and 15 months</w:t>
-            </w:r>
+            <w:del w:id="90466" w:author="Claude" w:date="2026-10-19T12:00:00Z">
+              <w:r>
+                <w:rPr>
+                  <w:color w:val="000000"/>
+                </w:rPr>
+                <w:delText>Baseline, 3, 9 and 15 months</w:delText>
+              </w:r>
+            </w:del>
+            <w:ins w:id="90467" w:author="Claude" w:date="2026-10-19T12:00:00Z">
+              <w:r>
+                <w:rPr>
+                  <w:color w:val="000000"/>
+                </w:rPr>
+                <w:t xml:space="preserve">Baseline; visit 2 in PARADISE (SEBIA step 2)</w:t>
+              </w:r>
+            </w:ins>
           </w:p>
         </w:tc>
       </w:tr>
@@ -16032,12 +16139,30 @@
             <w:tcW w:w="0" w:type="auto"/>
           </w:tcPr>
           <w:p>
+            <w:del w:id="90468" w:author="Claude" w:date="2026-10-19T12:00:00Z">
+              <w:r>
+                <w:rPr>
+                  <w:color w:val="000000"/>
+                  <w:lang w:val="en-GB"/>
+                </w:rPr>
+                <w:delText xml:space="preserve">Foot-care knowledge (NAFF)</w:delText>
+              </w:r>
+            </w:del>
+            <w:ins w:id="90469" w:author="Claude" w:date="2026-10-19T12:00:00Z">
+              <w:r>
+                <w:rPr>
+                  <w:color w:val="000000"/>
+                  <w:lang w:val="en-GB"/>
+                </w:rPr>
+                <w:t xml:space="preserve">Foot-care behaviour (NAFF)</w:t>
+              </w:r>
+            </w:ins>
             <w:r>
               <w:rPr>
                 <w:color w:val="000000"/>
                 <w:lang w:val="en-GB"/>
               </w:rPr>
-              <w:t xml:space="preserve">Foot-care knowledge (NAFF) and health-literacy assessment; tailored education with written materials, demonstration and supervised practice. </w:t>
+              <w:t xml:space="preserve"> and health-literacy assessment; tailored education with written materials, demonstration and supervised practice. </w:t>
             </w:r>
             <w:r>
               <w:rPr>
@@ -16099,12 +16224,30 @@
             <w:tcW w:w="0" w:type="auto"/>
           </w:tcPr>
           <w:p>
+            <w:del w:id="90470" w:author="Claude" w:date="2026-10-19T12:00:00Z">
+              <w:r>
+                <w:rPr>
+                  <w:color w:val="000000"/>
+                  <w:lang w:val="en-GB"/>
+                </w:rPr>
+                <w:delText xml:space="preserve">Knowledge retest by teach-back</w:delText>
+              </w:r>
+            </w:del>
+            <w:ins w:id="90471" w:author="Claude" w:date="2026-10-19T12:00:00Z">
+              <w:r>
+                <w:rPr>
+                  <w:color w:val="000000"/>
+                  <w:lang w:val="en-GB"/>
+                </w:rPr>
+                <w:t xml:space="preserve">NAFF repeated; recall checked by teach-back</w:t>
+              </w:r>
+            </w:ins>
             <w:r>
               <w:rPr>
                 <w:color w:val="000000"/>
                 <w:lang w:val="en-GB"/>
               </w:rPr>
-              <w:t xml:space="preserve">Knowledge retest by teach-back; education on indoor and outdoor footwear use; introduction of sensor-based wear-time monitoring. </w:t>
+              <w:t xml:space="preserve">; education on indoor and outdoor footwear use; introduction of sensor-based wear-time monitoring. </w:t>
             </w:r>
             <w:r>
               <w:rPr>

--- a/protocol paper/integrating_offloading__adherence_monitoring_and_behaviour_change_to_prevent_diabetic_foot_ulcer_recurrence__protocol_for_the_paradise_multicentre_randomised_controlled_trial.docx
+++ b/protocol paper/integrating_offloading__adherence_monitoring_and_behaviour_change_to_prevent_diabetic_foot_ulcer_recurrence__protocol_for_the_paradise_multicentre_randomised_controlled_trial.docx
@@ -3116,7 +3116,39 @@
           <w:color w:val="000000"/>
           <w:lang w:val="en-GB"/>
         </w:rPr>
-        <w:t>; receive renal replacement therapy or immunosuppressive therapy; have a severe illness limiting 18-month survival in the judgement of the treating physician; are unable to consent or to follow study instructions; use devices preventing sensor application, such as an ankle-foot orthosis; or decline the specified protective footwear or the adherence sensor embedded in the orthosis.</w:t>
+        <w:t xml:space="preserve">; receive renal replacement therapy or immunosuppressive therapy; have a severe illness limiting 18-month survival in the judgement of the treating physician; are unable to consent or to follow study instructions; use devices preventing sensor application, such as an ankle-foot orthosis; </w:t>
+      </w:r>
+      <w:del w:id="90473" w:author="Claude" w:date="2026-10-27T14:00:00Z">
+        <w:r>
+          <w:rPr>
+            <w:color w:val="000000"/>
+            <w:lang w:val="en-GB"/>
+          </w:rPr>
+          <w:delText xml:space="preserve">or </w:delText>
+        </w:r>
+      </w:del>
+      <w:r>
+        <w:rPr>
+          <w:color w:val="000000"/>
+          <w:lang w:val="en-GB"/>
+        </w:rPr>
+        <w:t xml:space="preserve">decline the specified protective footwear or the adherence sensor embedded in the orthosis</w:t>
+      </w:r>
+      <w:ins w:id="90474" w:author="Claude" w:date="2026-10-27T14:00:00Z">
+        <w:r>
+          <w:rPr>
+            <w:color w:val="000000"/>
+            <w:lang w:val="en-GB"/>
+          </w:rPr>
+          <w:t xml:space="preserve">; or participate concurrently in another clinical trial</w:t>
+        </w:r>
+      </w:ins>
+      <w:r>
+        <w:rPr>
+          <w:color w:val="000000"/>
+          <w:lang w:val="en-GB"/>
+        </w:rPr>
+        <w:t xml:space="preserve">.</w:t>
       </w:r>
     </w:p>
     <w:p>
